--- a/backend/templates/SCPM-05 2025.docx
+++ b/backend/templates/SCPM-05 2025.docx
@@ -2048,23 +2048,43 @@
             <w:vAlign w:val="bottom"/>
           </w:tcPr>
           <w:p>
-            <w:r>
+            <w:pPr>
+              <w:rPr>
+                <w:rFonts w:ascii="Arial" w:hAnsi="Arial" w:cs="Arial"/>
+              </w:rPr>
+            </w:pPr>
+            <w:r>
+              <w:rPr>
+                <w:rFonts w:ascii="Arial" w:hAnsi="Arial" w:cs="Arial"/>
+              </w:rPr>
               <w:t>{%</w:t>
             </w:r>
             <w:proofErr w:type="spellStart"/>
             <w:r>
+              <w:rPr>
+                <w:rFonts w:ascii="Arial" w:hAnsi="Arial" w:cs="Arial"/>
+              </w:rPr>
               <w:t>tr</w:t>
             </w:r>
             <w:proofErr w:type="spellEnd"/>
             <w:r>
+              <w:rPr>
+                <w:rFonts w:ascii="Arial" w:hAnsi="Arial" w:cs="Arial"/>
+              </w:rPr>
               <w:t xml:space="preserve"> for participante in </w:t>
             </w:r>
             <w:proofErr w:type="spellStart"/>
             <w:r>
+              <w:rPr>
+                <w:rFonts w:ascii="Arial" w:hAnsi="Arial" w:cs="Arial"/>
+              </w:rPr>
               <w:t>lista_participantes</w:t>
             </w:r>
             <w:proofErr w:type="spellEnd"/>
             <w:r>
+              <w:rPr>
+                <w:rFonts w:ascii="Arial" w:hAnsi="Arial" w:cs="Arial"/>
+              </w:rPr>
               <w:t xml:space="preserve"> %}</w:t>
             </w:r>
           </w:p>
@@ -2075,7 +2095,13 @@
             <w:gridSpan w:val="4"/>
             <w:vAlign w:val="bottom"/>
           </w:tcPr>
-          <w:p/>
+          <w:p>
+            <w:pPr>
+              <w:rPr>
+                <w:rFonts w:ascii="Arial" w:hAnsi="Arial" w:cs="Arial"/>
+              </w:rPr>
+            </w:pPr>
+          </w:p>
         </w:tc>
         <w:tc>
           <w:tcPr>
@@ -2083,7 +2109,13 @@
             <w:gridSpan w:val="2"/>
             <w:vAlign w:val="center"/>
           </w:tcPr>
-          <w:p/>
+          <w:p>
+            <w:pPr>
+              <w:rPr>
+                <w:rFonts w:ascii="Arial" w:hAnsi="Arial" w:cs="Arial"/>
+              </w:rPr>
+            </w:pPr>
+          </w:p>
         </w:tc>
         <w:tc>
           <w:tcPr>
@@ -2091,7 +2123,13 @@
             <w:gridSpan w:val="3"/>
             <w:vAlign w:val="bottom"/>
           </w:tcPr>
-          <w:p/>
+          <w:p>
+            <w:pPr>
+              <w:rPr>
+                <w:rFonts w:ascii="Arial" w:hAnsi="Arial" w:cs="Arial"/>
+              </w:rPr>
+            </w:pPr>
+          </w:p>
         </w:tc>
         <w:tc>
           <w:tcPr>
@@ -2099,7 +2137,13 @@
             <w:gridSpan w:val="3"/>
             <w:vAlign w:val="bottom"/>
           </w:tcPr>
-          <w:p/>
+          <w:p>
+            <w:pPr>
+              <w:rPr>
+                <w:rFonts w:ascii="Arial" w:hAnsi="Arial" w:cs="Arial"/>
+              </w:rPr>
+            </w:pPr>
+          </w:p>
         </w:tc>
         <w:tc>
           <w:tcPr>
@@ -2107,7 +2151,13 @@
             <w:gridSpan w:val="2"/>
             <w:vAlign w:val="center"/>
           </w:tcPr>
-          <w:p/>
+          <w:p>
+            <w:pPr>
+              <w:rPr>
+                <w:rFonts w:ascii="Arial" w:hAnsi="Arial" w:cs="Arial"/>
+              </w:rPr>
+            </w:pPr>
+          </w:p>
         </w:tc>
         <w:tc>
           <w:tcPr>
@@ -2115,7 +2165,13 @@
             <w:gridSpan w:val="2"/>
             <w:vAlign w:val="center"/>
           </w:tcPr>
-          <w:p/>
+          <w:p>
+            <w:pPr>
+              <w:rPr>
+                <w:rFonts w:ascii="Arial" w:hAnsi="Arial" w:cs="Arial"/>
+              </w:rPr>
+            </w:pPr>
+          </w:p>
         </w:tc>
         <w:tc>
           <w:tcPr>
@@ -2123,7 +2179,13 @@
             <w:gridSpan w:val="2"/>
             <w:vAlign w:val="center"/>
           </w:tcPr>
-          <w:p/>
+          <w:p>
+            <w:pPr>
+              <w:rPr>
+                <w:rFonts w:ascii="Arial" w:hAnsi="Arial" w:cs="Arial"/>
+              </w:rPr>
+            </w:pPr>
+          </w:p>
         </w:tc>
         <w:tc>
           <w:tcPr>
@@ -2131,7 +2193,13 @@
             <w:gridSpan w:val="3"/>
             <w:vAlign w:val="center"/>
           </w:tcPr>
-          <w:p/>
+          <w:p>
+            <w:pPr>
+              <w:rPr>
+                <w:rFonts w:ascii="Arial" w:hAnsi="Arial" w:cs="Arial"/>
+              </w:rPr>
+            </w:pPr>
+          </w:p>
         </w:tc>
         <w:tc>
           <w:tcPr>
@@ -2139,7 +2207,13 @@
             <w:gridSpan w:val="2"/>
             <w:vAlign w:val="center"/>
           </w:tcPr>
-          <w:p/>
+          <w:p>
+            <w:pPr>
+              <w:rPr>
+                <w:rFonts w:ascii="Arial" w:hAnsi="Arial" w:cs="Arial"/>
+              </w:rPr>
+            </w:pPr>
+          </w:p>
         </w:tc>
         <w:tc>
           <w:tcPr>
@@ -2147,7 +2221,13 @@
             <w:gridSpan w:val="2"/>
             <w:vAlign w:val="center"/>
           </w:tcPr>
-          <w:p/>
+          <w:p>
+            <w:pPr>
+              <w:rPr>
+                <w:rFonts w:ascii="Arial" w:hAnsi="Arial" w:cs="Arial"/>
+              </w:rPr>
+            </w:pPr>
+          </w:p>
         </w:tc>
         <w:tc>
           <w:tcPr>
@@ -2155,7 +2235,13 @@
             <w:gridSpan w:val="2"/>
             <w:vAlign w:val="center"/>
           </w:tcPr>
-          <w:p/>
+          <w:p>
+            <w:pPr>
+              <w:rPr>
+                <w:rFonts w:ascii="Arial" w:hAnsi="Arial" w:cs="Arial"/>
+              </w:rPr>
+            </w:pPr>
+          </w:p>
         </w:tc>
       </w:tr>
       <w:tr>
@@ -2169,20 +2255,37 @@
             <w:vAlign w:val="bottom"/>
           </w:tcPr>
           <w:p>
+            <w:pPr>
+              <w:rPr>
+                <w:rFonts w:ascii="Arial" w:hAnsi="Arial" w:cs="Arial"/>
+              </w:rPr>
+            </w:pPr>
             <w:proofErr w:type="gramStart"/>
             <w:r>
+              <w:rPr>
+                <w:rFonts w:ascii="Arial" w:hAnsi="Arial" w:cs="Arial"/>
+              </w:rPr>
               <w:t xml:space="preserve">{{ </w:t>
             </w:r>
             <w:proofErr w:type="spellStart"/>
             <w:r>
+              <w:rPr>
+                <w:rFonts w:ascii="Arial" w:hAnsi="Arial" w:cs="Arial"/>
+              </w:rPr>
               <w:t>participante</w:t>
             </w:r>
             <w:proofErr w:type="gramEnd"/>
             <w:r>
+              <w:rPr>
+                <w:rFonts w:ascii="Arial" w:hAnsi="Arial" w:cs="Arial"/>
+              </w:rPr>
               <w:t>.ficha</w:t>
             </w:r>
             <w:proofErr w:type="spellEnd"/>
             <w:r>
+              <w:rPr>
+                <w:rFonts w:ascii="Arial" w:hAnsi="Arial" w:cs="Arial"/>
+              </w:rPr>
               <w:t xml:space="preserve"> }}</w:t>
             </w:r>
           </w:p>
@@ -2194,20 +2297,37 @@
             <w:vAlign w:val="bottom"/>
           </w:tcPr>
           <w:p>
+            <w:pPr>
+              <w:rPr>
+                <w:rFonts w:ascii="Arial" w:hAnsi="Arial" w:cs="Arial"/>
+              </w:rPr>
+            </w:pPr>
             <w:proofErr w:type="gramStart"/>
             <w:r>
+              <w:rPr>
+                <w:rFonts w:ascii="Arial" w:hAnsi="Arial" w:cs="Arial"/>
+              </w:rPr>
               <w:t xml:space="preserve">{{ </w:t>
             </w:r>
             <w:proofErr w:type="spellStart"/>
             <w:r>
+              <w:rPr>
+                <w:rFonts w:ascii="Arial" w:hAnsi="Arial" w:cs="Arial"/>
+              </w:rPr>
               <w:t>participante</w:t>
             </w:r>
             <w:proofErr w:type="gramEnd"/>
             <w:r>
+              <w:rPr>
+                <w:rFonts w:ascii="Arial" w:hAnsi="Arial" w:cs="Arial"/>
+              </w:rPr>
               <w:t>.nombre_completo</w:t>
             </w:r>
             <w:proofErr w:type="spellEnd"/>
             <w:r>
+              <w:rPr>
+                <w:rFonts w:ascii="Arial" w:hAnsi="Arial" w:cs="Arial"/>
+              </w:rPr>
               <w:t xml:space="preserve"> }}</w:t>
             </w:r>
           </w:p>
@@ -2218,7 +2338,13 @@
             <w:gridSpan w:val="2"/>
             <w:vAlign w:val="center"/>
           </w:tcPr>
-          <w:p/>
+          <w:p>
+            <w:pPr>
+              <w:rPr>
+                <w:rFonts w:ascii="Arial" w:hAnsi="Arial" w:cs="Arial"/>
+              </w:rPr>
+            </w:pPr>
+          </w:p>
         </w:tc>
         <w:tc>
           <w:tcPr>
@@ -2226,7 +2352,19 @@
             <w:gridSpan w:val="3"/>
             <w:vAlign w:val="bottom"/>
           </w:tcPr>
-          <w:p/>
+          <w:p>
+            <w:pPr>
+              <w:rPr>
+                <w:rFonts w:ascii="Arial" w:hAnsi="Arial" w:cs="Arial"/>
+              </w:rPr>
+            </w:pPr>
+            <w:r>
+              <w:rPr>
+                <w:rFonts w:ascii="Arial" w:hAnsi="Arial" w:cs="Arial"/>
+              </w:rPr>
+              <w:t>{{ participante.categoria }}</w:t>
+            </w:r>
+          </w:p>
         </w:tc>
         <w:tc>
           <w:tcPr>
@@ -2234,7 +2372,19 @@
             <w:gridSpan w:val="3"/>
             <w:vAlign w:val="bottom"/>
           </w:tcPr>
-          <w:p/>
+          <w:p>
+            <w:pPr>
+              <w:rPr>
+                <w:rFonts w:ascii="Arial" w:hAnsi="Arial" w:cs="Arial"/>
+              </w:rPr>
+            </w:pPr>
+            <w:r>
+              <w:rPr>
+                <w:rFonts w:ascii="Arial" w:hAnsi="Arial" w:cs="Arial"/>
+              </w:rPr>
+              <w:t>{{ participante.nivel }}</w:t>
+            </w:r>
+          </w:p>
         </w:tc>
         <w:tc>
           <w:tcPr>
@@ -2242,7 +2392,13 @@
             <w:gridSpan w:val="2"/>
             <w:vAlign w:val="center"/>
           </w:tcPr>
-          <w:p/>
+          <w:p>
+            <w:pPr>
+              <w:rPr>
+                <w:rFonts w:ascii="Arial" w:hAnsi="Arial" w:cs="Arial"/>
+              </w:rPr>
+            </w:pPr>
+          </w:p>
         </w:tc>
         <w:tc>
           <w:tcPr>
@@ -2250,7 +2406,13 @@
             <w:gridSpan w:val="2"/>
             <w:vAlign w:val="center"/>
           </w:tcPr>
-          <w:p/>
+          <w:p>
+            <w:pPr>
+              <w:rPr>
+                <w:rFonts w:ascii="Arial" w:hAnsi="Arial" w:cs="Arial"/>
+              </w:rPr>
+            </w:pPr>
+          </w:p>
         </w:tc>
         <w:tc>
           <w:tcPr>
@@ -2258,7 +2420,13 @@
             <w:gridSpan w:val="2"/>
             <w:vAlign w:val="center"/>
           </w:tcPr>
-          <w:p/>
+          <w:p>
+            <w:pPr>
+              <w:rPr>
+                <w:rFonts w:ascii="Arial" w:hAnsi="Arial" w:cs="Arial"/>
+              </w:rPr>
+            </w:pPr>
+          </w:p>
         </w:tc>
         <w:tc>
           <w:tcPr>
@@ -2266,7 +2434,13 @@
             <w:gridSpan w:val="3"/>
             <w:vAlign w:val="center"/>
           </w:tcPr>
-          <w:p/>
+          <w:p>
+            <w:pPr>
+              <w:rPr>
+                <w:rFonts w:ascii="Arial" w:hAnsi="Arial" w:cs="Arial"/>
+              </w:rPr>
+            </w:pPr>
+          </w:p>
         </w:tc>
         <w:tc>
           <w:tcPr>
@@ -2274,7 +2448,13 @@
             <w:gridSpan w:val="2"/>
             <w:vAlign w:val="center"/>
           </w:tcPr>
-          <w:p/>
+          <w:p>
+            <w:pPr>
+              <w:rPr>
+                <w:rFonts w:ascii="Arial" w:hAnsi="Arial" w:cs="Arial"/>
+              </w:rPr>
+            </w:pPr>
+          </w:p>
         </w:tc>
         <w:tc>
           <w:tcPr>
@@ -2282,7 +2462,13 @@
             <w:gridSpan w:val="2"/>
             <w:vAlign w:val="center"/>
           </w:tcPr>
-          <w:p/>
+          <w:p>
+            <w:pPr>
+              <w:rPr>
+                <w:rFonts w:ascii="Arial" w:hAnsi="Arial" w:cs="Arial"/>
+              </w:rPr>
+            </w:pPr>
+          </w:p>
         </w:tc>
         <w:tc>
           <w:tcPr>
@@ -2290,7 +2476,13 @@
             <w:gridSpan w:val="2"/>
             <w:vAlign w:val="center"/>
           </w:tcPr>
-          <w:p/>
+          <w:p>
+            <w:pPr>
+              <w:rPr>
+                <w:rFonts w:ascii="Arial" w:hAnsi="Arial" w:cs="Arial"/>
+              </w:rPr>
+            </w:pPr>
+          </w:p>
         </w:tc>
       </w:tr>
       <w:tr>
@@ -2304,24 +2496,30 @@
             <w:vAlign w:val="bottom"/>
           </w:tcPr>
           <w:p>
-            <w:r>
+            <w:pPr>
+              <w:rPr>
+                <w:rFonts w:ascii="Arial" w:hAnsi="Arial" w:cs="Arial"/>
+              </w:rPr>
+            </w:pPr>
+            <w:r>
+              <w:rPr>
+                <w:rFonts w:ascii="Arial" w:hAnsi="Arial" w:cs="Arial"/>
+              </w:rPr>
               <w:t>{%</w:t>
             </w:r>
             <w:proofErr w:type="spellStart"/>
             <w:r>
+              <w:rPr>
+                <w:rFonts w:ascii="Arial" w:hAnsi="Arial" w:cs="Arial"/>
+              </w:rPr>
               <w:t>tr</w:t>
             </w:r>
             <w:proofErr w:type="spellEnd"/>
             <w:r>
-              <w:t xml:space="preserve"> </w:t>
-            </w:r>
-            <w:proofErr w:type="spellStart"/>
-            <w:r>
-              <w:t>endfor</w:t>
-            </w:r>
-            <w:proofErr w:type="spellEnd"/>
-            <w:r>
-              <w:t xml:space="preserve"> %}</w:t>
+              <w:rPr>
+                <w:rFonts w:ascii="Arial" w:hAnsi="Arial" w:cs="Arial"/>
+              </w:rPr>
+              <w:t xml:space="preserve"> endfor %}</w:t>
             </w:r>
           </w:p>
         </w:tc>
@@ -2331,7 +2529,13 @@
             <w:gridSpan w:val="4"/>
             <w:vAlign w:val="bottom"/>
           </w:tcPr>
-          <w:p/>
+          <w:p>
+            <w:pPr>
+              <w:rPr>
+                <w:rFonts w:ascii="Arial" w:hAnsi="Arial" w:cs="Arial"/>
+              </w:rPr>
+            </w:pPr>
+          </w:p>
         </w:tc>
         <w:tc>
           <w:tcPr>
@@ -2339,7 +2543,13 @@
             <w:gridSpan w:val="2"/>
             <w:vAlign w:val="center"/>
           </w:tcPr>
-          <w:p/>
+          <w:p>
+            <w:pPr>
+              <w:rPr>
+                <w:rFonts w:ascii="Arial" w:hAnsi="Arial" w:cs="Arial"/>
+              </w:rPr>
+            </w:pPr>
+          </w:p>
         </w:tc>
         <w:tc>
           <w:tcPr>
@@ -2347,7 +2557,13 @@
             <w:gridSpan w:val="3"/>
             <w:vAlign w:val="bottom"/>
           </w:tcPr>
-          <w:p/>
+          <w:p>
+            <w:pPr>
+              <w:rPr>
+                <w:rFonts w:ascii="Arial" w:hAnsi="Arial" w:cs="Arial"/>
+              </w:rPr>
+            </w:pPr>
+          </w:p>
         </w:tc>
         <w:tc>
           <w:tcPr>
@@ -2355,7 +2571,13 @@
             <w:gridSpan w:val="3"/>
             <w:vAlign w:val="bottom"/>
           </w:tcPr>
-          <w:p/>
+          <w:p>
+            <w:pPr>
+              <w:rPr>
+                <w:rFonts w:ascii="Arial" w:hAnsi="Arial" w:cs="Arial"/>
+              </w:rPr>
+            </w:pPr>
+          </w:p>
         </w:tc>
         <w:tc>
           <w:tcPr>
@@ -2363,7 +2585,13 @@
             <w:gridSpan w:val="2"/>
             <w:vAlign w:val="center"/>
           </w:tcPr>
-          <w:p/>
+          <w:p>
+            <w:pPr>
+              <w:rPr>
+                <w:rFonts w:ascii="Arial" w:hAnsi="Arial" w:cs="Arial"/>
+              </w:rPr>
+            </w:pPr>
+          </w:p>
         </w:tc>
         <w:tc>
           <w:tcPr>
@@ -2371,7 +2599,13 @@
             <w:gridSpan w:val="2"/>
             <w:vAlign w:val="center"/>
           </w:tcPr>
-          <w:p/>
+          <w:p>
+            <w:pPr>
+              <w:rPr>
+                <w:rFonts w:ascii="Arial" w:hAnsi="Arial" w:cs="Arial"/>
+              </w:rPr>
+            </w:pPr>
+          </w:p>
         </w:tc>
         <w:tc>
           <w:tcPr>
@@ -2379,7 +2613,13 @@
             <w:gridSpan w:val="2"/>
             <w:vAlign w:val="center"/>
           </w:tcPr>
-          <w:p/>
+          <w:p>
+            <w:pPr>
+              <w:rPr>
+                <w:rFonts w:ascii="Arial" w:hAnsi="Arial" w:cs="Arial"/>
+              </w:rPr>
+            </w:pPr>
+          </w:p>
         </w:tc>
         <w:tc>
           <w:tcPr>
@@ -2387,7 +2627,13 @@
             <w:gridSpan w:val="3"/>
             <w:vAlign w:val="center"/>
           </w:tcPr>
-          <w:p/>
+          <w:p>
+            <w:pPr>
+              <w:rPr>
+                <w:rFonts w:ascii="Arial" w:hAnsi="Arial" w:cs="Arial"/>
+              </w:rPr>
+            </w:pPr>
+          </w:p>
         </w:tc>
         <w:tc>
           <w:tcPr>
@@ -2395,7 +2641,13 @@
             <w:gridSpan w:val="2"/>
             <w:vAlign w:val="center"/>
           </w:tcPr>
-          <w:p/>
+          <w:p>
+            <w:pPr>
+              <w:rPr>
+                <w:rFonts w:ascii="Arial" w:hAnsi="Arial" w:cs="Arial"/>
+              </w:rPr>
+            </w:pPr>
+          </w:p>
         </w:tc>
         <w:tc>
           <w:tcPr>
@@ -2403,7 +2655,13 @@
             <w:gridSpan w:val="2"/>
             <w:vAlign w:val="center"/>
           </w:tcPr>
-          <w:p/>
+          <w:p>
+            <w:pPr>
+              <w:rPr>
+                <w:rFonts w:ascii="Arial" w:hAnsi="Arial" w:cs="Arial"/>
+              </w:rPr>
+            </w:pPr>
+          </w:p>
         </w:tc>
         <w:tc>
           <w:tcPr>
@@ -2411,7 +2669,13 @@
             <w:gridSpan w:val="2"/>
             <w:vAlign w:val="center"/>
           </w:tcPr>
-          <w:p/>
+          <w:p>
+            <w:pPr>
+              <w:rPr>
+                <w:rFonts w:ascii="Arial" w:hAnsi="Arial" w:cs="Arial"/>
+              </w:rPr>
+            </w:pPr>
+          </w:p>
         </w:tc>
       </w:tr>
     </w:tbl>
@@ -2477,6 +2741,7 @@
                 <w:b/>
                 <w:szCs w:val="16"/>
               </w:rPr>
+              <w:lastRenderedPageBreak/>
               <w:t>Instructor (es)</w:t>
             </w:r>
           </w:p>
@@ -2799,61 +3064,7 @@
               </w:rPr>
             </w:pPr>
             <w:r>
-              <w:rPr>
-                <w:rFonts w:ascii="Arial" w:hAnsi="Arial" w:cs="Arial"/>
-                <w:sz w:val="22"/>
-                <w:szCs w:val="22"/>
-                <w:lang w:val="pt-PT"/>
-              </w:rPr>
-              <w:t xml:space="preserve"> </w:t>
-            </w:r>
-            <w:r>
-              <w:rPr>
-                <w:lang w:val="pt-PT"/>
-              </w:rPr>
-              <w:t xml:space="preserve"> </w:t>
-            </w:r>
-            <w:r>
-              <w:rPr>
-                <w:rFonts w:ascii="Arial" w:hAnsi="Arial" w:cs="Arial"/>
-                <w:sz w:val="22"/>
-                <w:szCs w:val="22"/>
-                <w:lang w:val="pt-PT"/>
-              </w:rPr>
-              <w:t>Ing. Raymundo Acosta Chavarria</w:t>
-            </w:r>
-            <w:r>
-              <w:rPr>
-                <w:rFonts w:ascii="Arial" w:hAnsi="Arial" w:cs="Arial"/>
-                <w:sz w:val="22"/>
-                <w:szCs w:val="22"/>
-                <w:lang w:val="pt-PT"/>
-              </w:rPr>
-              <w:t xml:space="preserve"> </w:t>
-            </w:r>
-            <w:r>
-              <w:rPr>
-                <w:rFonts w:ascii="Arial" w:hAnsi="Arial" w:cs="Arial"/>
-                <w:sz w:val="22"/>
-                <w:szCs w:val="22"/>
-                <w:lang w:val="pt-PT"/>
-              </w:rPr>
-              <w:t xml:space="preserve"> F-</w:t>
-            </w:r>
-            <w:r>
-              <w:rPr>
-                <w:lang w:val="pt-PT"/>
-              </w:rPr>
-              <w:t xml:space="preserve"> </w:t>
-            </w:r>
-            <w:r>
-              <w:rPr>
-                <w:rFonts w:ascii="Arial" w:hAnsi="Arial" w:cs="Arial"/>
-                <w:sz w:val="22"/>
-                <w:szCs w:val="22"/>
-                <w:lang w:val="pt-PT"/>
-              </w:rPr>
-              <w:t>282496</w:t>
+              <w:t xml:space="preserve">  {{ nombre_supervisor }}  F- {{ ficha_supervisor }}</w:t>
             </w:r>
           </w:p>
           <w:p>
@@ -3241,10 +3452,10 @@
                 <v:path o:extrusionok="f" gradientshapeok="t" o:connecttype="rect"/>
                 <o:lock v:ext="edit" aspectratio="t"/>
               </v:shapetype>
-              <v:shape id="_x0000_i1025" type="#_x0000_t75" alt="" style="width:129.8pt;height:45pt;mso-width-percent:0;mso-height-percent:0;mso-width-percent:0;mso-height-percent:0">
+              <v:shape id="_x0000_i1025" type="#_x0000_t75" alt="" style="width:129.9pt;height:44.8pt;mso-width-percent:0;mso-height-percent:0;mso-width-percent:0;mso-height-percent:0">
                 <v:imagedata r:id="rId1" o:title=""/>
               </v:shape>
-              <o:OLEObject Type="Embed" ProgID="PBrush" ShapeID="_x0000_i1025" DrawAspect="Content" ObjectID="_1850541729" r:id="rId2"/>
+              <o:OLEObject Type="Embed" ProgID="PBrush" ShapeID="_x0000_i1025" DrawAspect="Content" ObjectID="_1852193151" r:id="rId2"/>
             </w:object>
           </w:r>
         </w:p>
@@ -4159,10 +4370,28 @@
 </file>
 
 <file path=customXml/item1.xml><?xml version="1.0" encoding="utf-8"?>
-<b:Sources xmlns:b="http://schemas.openxmlformats.org/officeDocument/2006/bibliography" xmlns="http://schemas.openxmlformats.org/officeDocument/2006/bibliography" SelectedStyle="\APASixthEditionOfficeOnline.xsl" StyleName="APA" Version="6"/>
+<?mso-contentType ?>
+<FormTemplates xmlns="http://schemas.microsoft.com/sharepoint/v3/contenttype/forms">
+  <Display>DocumentLibraryForm</Display>
+  <Edit>DocumentLibraryForm</Edit>
+  <New>DocumentLibraryForm</New>
+</FormTemplates>
 </file>
 
 <file path=customXml/item2.xml><?xml version="1.0" encoding="utf-8"?>
+<p:properties xmlns:p="http://schemas.microsoft.com/office/2006/metadata/properties" xmlns:xsi="http://www.w3.org/2001/XMLSchema-instance" xmlns:pc="http://schemas.microsoft.com/office/infopath/2007/PartnerControls">
+  <documentManagement>
+    <lcf76f155ced4ddcb4097134ff3c332f xmlns="aa5afa56-7e35-446d-92fd-ff9896fa623a">
+      <Terms xmlns="http://schemas.microsoft.com/office/infopath/2007/PartnerControls"/>
+    </lcf76f155ced4ddcb4097134ff3c332f>
+    <TaxCatchAll xmlns="6fd75834-9ba6-41f9-b1c8-ae1f15b4a690" xsi:nil="true"/>
+    <_ip_UnifiedCompliancePolicyUIAction xmlns="http://schemas.microsoft.com/sharepoint/v3" xsi:nil="true"/>
+    <_ip_UnifiedCompliancePolicyProperties xmlns="http://schemas.microsoft.com/sharepoint/v3" xsi:nil="true"/>
+  </documentManagement>
+</p:properties>
+</file>
+
+<file path=customXml/item3.xml><?xml version="1.0" encoding="utf-8"?>
 <ct:contentTypeSchema xmlns:ct="http://schemas.microsoft.com/office/2006/metadata/contentType" xmlns:ma="http://schemas.microsoft.com/office/2006/metadata/properties/metaAttributes" ct:_="" ma:_="" ma:contentTypeName="Documento" ma:contentTypeID="0x010100A87C2EA155D72146AF5E83CE3CFFEB38" ma:contentTypeVersion="15" ma:contentTypeDescription="Crear nuevo documento." ma:contentTypeScope="" ma:versionID="18a8814fc859c49a9914bd993aa96308">
   <xsd:schema xmlns:xsd="http://www.w3.org/2001/XMLSchema" xmlns:xs="http://www.w3.org/2001/XMLSchema" xmlns:p="http://schemas.microsoft.com/office/2006/metadata/properties" xmlns:ns1="http://schemas.microsoft.com/sharepoint/v3" xmlns:ns2="aa5afa56-7e35-446d-92fd-ff9896fa623a" xmlns:ns3="6fd75834-9ba6-41f9-b1c8-ae1f15b4a690" targetNamespace="http://schemas.microsoft.com/office/2006/metadata/properties" ma:root="true" ma:fieldsID="b5ab34ea1fc8b639d8e6f399185c44ce" ns1:_="" ns2:_="" ns3:_="">
     <xsd:import namespace="http://schemas.microsoft.com/sharepoint/v3"/>
@@ -4386,37 +4615,31 @@
 </ct:contentTypeSchema>
 </file>
 
-<file path=customXml/item3.xml><?xml version="1.0" encoding="utf-8"?>
-<p:properties xmlns:p="http://schemas.microsoft.com/office/2006/metadata/properties" xmlns:xsi="http://www.w3.org/2001/XMLSchema-instance" xmlns:pc="http://schemas.microsoft.com/office/infopath/2007/PartnerControls">
-  <documentManagement>
-    <lcf76f155ced4ddcb4097134ff3c332f xmlns="aa5afa56-7e35-446d-92fd-ff9896fa623a">
-      <Terms xmlns="http://schemas.microsoft.com/office/infopath/2007/PartnerControls"/>
-    </lcf76f155ced4ddcb4097134ff3c332f>
-    <TaxCatchAll xmlns="6fd75834-9ba6-41f9-b1c8-ae1f15b4a690" xsi:nil="true"/>
-    <_ip_UnifiedCompliancePolicyUIAction xmlns="http://schemas.microsoft.com/sharepoint/v3" xsi:nil="true"/>
-    <_ip_UnifiedCompliancePolicyProperties xmlns="http://schemas.microsoft.com/sharepoint/v3" xsi:nil="true"/>
-  </documentManagement>
-</p:properties>
-</file>
-
 <file path=customXml/item4.xml><?xml version="1.0" encoding="utf-8"?>
-<?mso-contentType ?>
-<FormTemplates xmlns="http://schemas.microsoft.com/sharepoint/v3/contenttype/forms">
-  <Display>DocumentLibraryForm</Display>
-  <Edit>DocumentLibraryForm</Edit>
-  <New>DocumentLibraryForm</New>
-</FormTemplates>
+<b:Sources xmlns:b="http://schemas.openxmlformats.org/officeDocument/2006/bibliography" xmlns="http://schemas.openxmlformats.org/officeDocument/2006/bibliography" SelectedStyle="\APASixthEditionOfficeOnline.xsl" StyleName="APA" Version="6"/>
 </file>
 
 <file path=customXml/itemProps1.xml><?xml version="1.0" encoding="utf-8"?>
-<ds:datastoreItem xmlns:ds="http://schemas.openxmlformats.org/officeDocument/2006/customXml" ds:itemID="{F11C60CF-23AA-469C-9C7A-597742E474D2}">
+<ds:datastoreItem xmlns:ds="http://schemas.openxmlformats.org/officeDocument/2006/customXml" ds:itemID="{1A5A6B0B-D3EB-40CD-B919-06BA2CB67AEA}">
   <ds:schemaRefs>
-    <ds:schemaRef ds:uri="http://schemas.openxmlformats.org/officeDocument/2006/bibliography"/>
+    <ds:schemaRef ds:uri="http://schemas.microsoft.com/sharepoint/v3/contenttype/forms"/>
   </ds:schemaRefs>
 </ds:datastoreItem>
 </file>
 
 <file path=customXml/itemProps2.xml><?xml version="1.0" encoding="utf-8"?>
+<ds:datastoreItem xmlns:ds="http://schemas.openxmlformats.org/officeDocument/2006/customXml" ds:itemID="{80A66124-CC99-4266-A874-6B19C62BC465}">
+  <ds:schemaRefs>
+    <ds:schemaRef ds:uri="http://schemas.microsoft.com/office/2006/metadata/properties"/>
+    <ds:schemaRef ds:uri="http://schemas.microsoft.com/office/infopath/2007/PartnerControls"/>
+    <ds:schemaRef ds:uri="aa5afa56-7e35-446d-92fd-ff9896fa623a"/>
+    <ds:schemaRef ds:uri="6fd75834-9ba6-41f9-b1c8-ae1f15b4a690"/>
+    <ds:schemaRef ds:uri="http://schemas.microsoft.com/sharepoint/v3"/>
+  </ds:schemaRefs>
+</ds:datastoreItem>
+</file>
+
+<file path=customXml/itemProps3.xml><?xml version="1.0" encoding="utf-8"?>
 <ds:datastoreItem xmlns:ds="http://schemas.openxmlformats.org/officeDocument/2006/customXml" ds:itemID="{C7A367BE-7B43-44E8-A6EE-18C956303CD0}">
   <ds:schemaRefs>
     <ds:schemaRef ds:uri="http://schemas.microsoft.com/office/2006/metadata/contentType"/>
@@ -4436,22 +4659,10 @@
 </ds:datastoreItem>
 </file>
 
-<file path=customXml/itemProps3.xml><?xml version="1.0" encoding="utf-8"?>
-<ds:datastoreItem xmlns:ds="http://schemas.openxmlformats.org/officeDocument/2006/customXml" ds:itemID="{80A66124-CC99-4266-A874-6B19C62BC465}">
+<file path=customXml/itemProps4.xml><?xml version="1.0" encoding="utf-8"?>
+<ds:datastoreItem xmlns:ds="http://schemas.openxmlformats.org/officeDocument/2006/customXml" ds:itemID="{F11C60CF-23AA-469C-9C7A-597742E474D2}">
   <ds:schemaRefs>
-    <ds:schemaRef ds:uri="http://schemas.microsoft.com/office/2006/metadata/properties"/>
-    <ds:schemaRef ds:uri="http://schemas.microsoft.com/office/infopath/2007/PartnerControls"/>
-    <ds:schemaRef ds:uri="aa5afa56-7e35-446d-92fd-ff9896fa623a"/>
-    <ds:schemaRef ds:uri="6fd75834-9ba6-41f9-b1c8-ae1f15b4a690"/>
-    <ds:schemaRef ds:uri="http://schemas.microsoft.com/sharepoint/v3"/>
-  </ds:schemaRefs>
-</ds:datastoreItem>
-</file>
-
-<file path=customXml/itemProps4.xml><?xml version="1.0" encoding="utf-8"?>
-<ds:datastoreItem xmlns:ds="http://schemas.openxmlformats.org/officeDocument/2006/customXml" ds:itemID="{1A5A6B0B-D3EB-40CD-B919-06BA2CB67AEA}">
-  <ds:schemaRefs>
-    <ds:schemaRef ds:uri="http://schemas.microsoft.com/sharepoint/v3/contenttype/forms"/>
+    <ds:schemaRef ds:uri="http://schemas.openxmlformats.org/officeDocument/2006/bibliography"/>
   </ds:schemaRefs>
 </ds:datastoreItem>
 </file>